--- a/02_3-5/3-5_Reproducibles.docx
+++ b/02_3-5/3-5_Reproducibles.docx
@@ -628,7 +628,7 @@
           <w:color w:val="2B2D42"/>
           <w:sz w:val="21"/>
         </w:rPr>
-        <w:t>A free kit by Competence Collective · competencecollective.org</w:t>
+        <w:t>Hackles · a free kit · quillsup.org</w:t>
       </w:r>
     </w:p>
     <w:p>
@@ -900,7 +900,7 @@
     <w:p>
       <w:r>
         <w:rPr/>
-        <w:t>Hackles is a free kit by Competence Collective. © 2026 Competence Collective. Lesson text and teaching materials: CC BY-NC 4.0 (free to print, share and adapt for non-commercial use with credit). The Hackles name, logos, characters and artwork are not covered by that license: print and share them unaltered for classroom and family use; any other use needs written permission. [VERIFY with counsel]</w:t>
+        <w:t>Hackles is a free kit (quillsup.org). © 2026 Competence Collective. Lesson text and teaching materials: CC BY-NC 4.0 (free to print, share and adapt for non-commercial use with credit). The Hackles name, logos, characters and artwork are not covered by that license: print and share them unaltered for classroom and family use; any other use needs written permission. [VERIFY with counsel]</w:t>
       </w:r>
     </w:p>
     <w:p>
@@ -31339,7 +31339,7 @@
         <w:color w:val="5A5C70"/>
         <w:sz w:val="14"/>
       </w:rPr>
-      <w:t>Hackles · © 2026 Competence Collective · competencecollective.org · Text CC BY-NC 4.0 · Name, logos and art: all rights reserved</w:t>
+      <w:t>Hackles · quillsup.org · © 2026 Competence Collective · Text CC BY-NC 4.0 · Name, logos and art: all rights reserved</w:t>
     </w:r>
     <w:r>
       <w:tab/>
